--- a/Modele_Rapport_Securite.docx
+++ b/Modele_Rapport_Securite.docx
@@ -8264,11 +8264,19 @@
         <w:jc w:val="both"/>
         <w:rPr>
           <w:rFonts w:ascii="Times New Roman" w:hAnsi="Times New Roman" w:cs="Times New Roman"/>
-        </w:rPr>
-      </w:pPr>
-      <w:r>
-        <w:rPr>
-          <w:rFonts w:ascii="Times New Roman" w:hAnsi="Times New Roman" w:cs="Times New Roman"/>
+          <w:b/>
+          <w:bCs/>
+          <w:sz w:val="36"/>
+          <w:szCs w:val="36"/>
+        </w:rPr>
+      </w:pPr>
+      <w:r>
+        <w:rPr>
+          <w:rFonts w:ascii="Times New Roman" w:hAnsi="Times New Roman" w:cs="Times New Roman"/>
+          <w:b/>
+          <w:bCs/>
+          <w:sz w:val="36"/>
+          <w:szCs w:val="36"/>
         </w:rPr>
         <w:lastRenderedPageBreak/>
         <w:t>10. Analyse critique</w:t>
@@ -8400,11 +8408,19 @@
         <w:jc w:val="both"/>
         <w:rPr>
           <w:rFonts w:ascii="Times New Roman" w:hAnsi="Times New Roman" w:cs="Times New Roman"/>
-        </w:rPr>
-      </w:pPr>
-      <w:r>
-        <w:rPr>
-          <w:rFonts w:ascii="Times New Roman" w:hAnsi="Times New Roman" w:cs="Times New Roman"/>
+          <w:b/>
+          <w:bCs/>
+          <w:sz w:val="36"/>
+          <w:szCs w:val="36"/>
+        </w:rPr>
+      </w:pPr>
+      <w:r>
+        <w:rPr>
+          <w:rFonts w:ascii="Times New Roman" w:hAnsi="Times New Roman" w:cs="Times New Roman"/>
+          <w:b/>
+          <w:bCs/>
+          <w:sz w:val="36"/>
+          <w:szCs w:val="36"/>
         </w:rPr>
         <w:t>11. Conclusion</w:t>
       </w:r>
@@ -8423,6 +8439,15 @@
         </w:rPr>
         <w:t>Cinq vulnérabilités ont été identifiées sur OWASP Juice Shop : une injection SQL, un XSS, une clé cryptographique codée en dur, un défaut de contrôle d'accès (IDOR) et 45 vulnérabilités dans les dépendances du projet. Trois d'entre elles ont été corrigées et vérifiées concrètement, avec une preuve d'exploitation avant correction et un test confirmant l'échec de cette même exploitation après correction. Sur la base des vulnérabilités critiques encore ouvertes (V2, V5), la décision retenue est de rejeter la mise en production en l'état, dans l'attente d'un nouveau cycle de correction.</w:t>
       </w:r>
+    </w:p>
+    <w:p>
+      <w:pPr>
+        <w:spacing w:after="200" w:line="360" w:lineRule="auto"/>
+        <w:jc w:val="both"/>
+        <w:rPr>
+          <w:rFonts w:ascii="Times New Roman" w:hAnsi="Times New Roman" w:cs="Times New Roman"/>
+        </w:rPr>
+      </w:pPr>
     </w:p>
     <w:sectPr>
       <w:pgSz w:w="11906" w:h="16838"/>
